--- a/14.StringManipulation/87 String - String to Integer (atoi).docx
+++ b/14.StringManipulation/87 String - String to Integer (atoi).docx
@@ -5,14 +5,14 @@
     <w:p>
       <w:pPr>
         <w:rPr>
-          <w:rFonts w:ascii="Times New Roman" w:hAnsi="Times New Roman" w:cs="Times New Roman"/>
-          <w:b/>
-          <w:bCs/>
-        </w:rPr>
-      </w:pPr>
-      <w:r>
-        <w:rPr>
-          <w:rFonts w:ascii="Times New Roman" w:hAnsi="Times New Roman" w:cs="Times New Roman"/>
+          <w:rFonts w:cstheme="minorHAnsi"/>
+          <w:b/>
+          <w:bCs/>
+        </w:rPr>
+      </w:pPr>
+      <w:r>
+        <w:rPr>
+          <w:rFonts w:cstheme="minorHAnsi"/>
           <w:b/>
           <w:bCs/>
         </w:rPr>
@@ -22,14 +22,14 @@
     <w:p>
       <w:pPr>
         <w:rPr>
-          <w:rFonts w:ascii="Times New Roman" w:hAnsi="Times New Roman" w:cs="Times New Roman"/>
-          <w:b/>
-          <w:bCs/>
-        </w:rPr>
-      </w:pPr>
-      <w:r>
-        <w:rPr>
-          <w:rFonts w:ascii="Times New Roman" w:hAnsi="Times New Roman" w:cs="Times New Roman"/>
+          <w:rFonts w:cstheme="minorHAnsi"/>
+          <w:b/>
+          <w:bCs/>
+        </w:rPr>
+      </w:pPr>
+      <w:r>
+        <w:rPr>
+          <w:rFonts w:cstheme="minorHAnsi"/>
           <w:b/>
           <w:bCs/>
         </w:rPr>
@@ -39,14 +39,14 @@
     <w:p>
       <w:pPr>
         <w:rPr>
-          <w:rFonts w:ascii="Times New Roman" w:hAnsi="Times New Roman" w:cs="Times New Roman"/>
-          <w:b/>
-          <w:bCs/>
-        </w:rPr>
-      </w:pPr>
-      <w:r>
-        <w:rPr>
-          <w:rFonts w:ascii="Times New Roman" w:hAnsi="Times New Roman" w:cs="Times New Roman"/>
+          <w:rFonts w:cstheme="minorHAnsi"/>
+          <w:b/>
+          <w:bCs/>
+        </w:rPr>
+      </w:pPr>
+      <w:r>
+        <w:rPr>
+          <w:rFonts w:cstheme="minorHAnsi"/>
           <w:b/>
           <w:bCs/>
         </w:rPr>
@@ -60,14 +60,14 @@
           <w:numId w:val="1"/>
         </w:numPr>
         <w:rPr>
-          <w:rFonts w:ascii="Times New Roman" w:hAnsi="Times New Roman" w:cs="Times New Roman"/>
-          <w:b/>
-          <w:bCs/>
-        </w:rPr>
-      </w:pPr>
-      <w:r>
-        <w:rPr>
-          <w:rFonts w:ascii="Times New Roman" w:hAnsi="Times New Roman" w:cs="Times New Roman"/>
+          <w:rFonts w:cstheme="minorHAnsi"/>
+          <w:b/>
+          <w:bCs/>
+        </w:rPr>
+      </w:pPr>
+      <w:r>
+        <w:rPr>
+          <w:rFonts w:cstheme="minorHAnsi"/>
           <w:b/>
           <w:bCs/>
         </w:rPr>
@@ -81,14 +81,14 @@
           <w:numId w:val="1"/>
         </w:numPr>
         <w:rPr>
-          <w:rFonts w:ascii="Times New Roman" w:hAnsi="Times New Roman" w:cs="Times New Roman"/>
-          <w:b/>
-          <w:bCs/>
-        </w:rPr>
-      </w:pPr>
-      <w:r>
-        <w:rPr>
-          <w:rFonts w:ascii="Times New Roman" w:hAnsi="Times New Roman" w:cs="Times New Roman"/>
+          <w:rFonts w:cstheme="minorHAnsi"/>
+          <w:b/>
+          <w:bCs/>
+        </w:rPr>
+      </w:pPr>
+      <w:r>
+        <w:rPr>
+          <w:rFonts w:cstheme="minorHAnsi"/>
           <w:b/>
           <w:bCs/>
         </w:rPr>
@@ -102,14 +102,14 @@
           <w:numId w:val="1"/>
         </w:numPr>
         <w:rPr>
-          <w:rFonts w:ascii="Times New Roman" w:hAnsi="Times New Roman" w:cs="Times New Roman"/>
-          <w:b/>
-          <w:bCs/>
-        </w:rPr>
-      </w:pPr>
-      <w:r>
-        <w:rPr>
-          <w:rFonts w:ascii="Times New Roman" w:hAnsi="Times New Roman" w:cs="Times New Roman"/>
+          <w:rFonts w:cstheme="minorHAnsi"/>
+          <w:b/>
+          <w:bCs/>
+        </w:rPr>
+      </w:pPr>
+      <w:r>
+        <w:rPr>
+          <w:rFonts w:cstheme="minorHAnsi"/>
           <w:b/>
           <w:bCs/>
         </w:rPr>
@@ -123,7 +123,7 @@
           <w:numId w:val="1"/>
         </w:numPr>
         <w:rPr>
-          <w:rFonts w:ascii="Times New Roman" w:hAnsi="Times New Roman" w:cs="Times New Roman"/>
+          <w:rFonts w:cstheme="minorHAnsi"/>
           <w:b/>
           <w:bCs/>
           <w:color w:val="EE0000"/>
@@ -131,7 +131,7 @@
       </w:pPr>
       <w:r>
         <w:rPr>
-          <w:rFonts w:ascii="Times New Roman" w:hAnsi="Times New Roman" w:cs="Times New Roman"/>
+          <w:rFonts w:cstheme="minorHAnsi"/>
           <w:b/>
           <w:bCs/>
         </w:rPr>
@@ -139,7 +139,7 @@
       </w:r>
       <w:r>
         <w:rPr>
-          <w:rFonts w:ascii="Times New Roman" w:hAnsi="Times New Roman" w:cs="Times New Roman"/>
+          <w:rFonts w:cstheme="minorHAnsi"/>
           <w:b/>
           <w:bCs/>
           <w:color w:val="EE0000"/>
@@ -148,7 +148,7 @@
       </w:r>
       <w:r>
         <w:rPr>
-          <w:rFonts w:ascii="Times New Roman" w:hAnsi="Times New Roman" w:cs="Times New Roman"/>
+          <w:rFonts w:cstheme="minorHAnsi"/>
           <w:b/>
           <w:bCs/>
           <w:color w:val="EE0000"/>
@@ -158,7 +158,7 @@
       </w:r>
       <w:r>
         <w:rPr>
-          <w:rFonts w:ascii="Times New Roman" w:hAnsi="Times New Roman" w:cs="Times New Roman"/>
+          <w:rFonts w:cstheme="minorHAnsi"/>
           <w:b/>
           <w:bCs/>
           <w:color w:val="EE0000"/>
@@ -167,7 +167,7 @@
       </w:r>
       <w:r>
         <w:rPr>
-          <w:rFonts w:ascii="Times New Roman" w:hAnsi="Times New Roman" w:cs="Times New Roman"/>
+          <w:rFonts w:cstheme="minorHAnsi"/>
           <w:b/>
           <w:bCs/>
           <w:color w:val="EE0000"/>
@@ -177,7 +177,7 @@
       </w:r>
       <w:r>
         <w:rPr>
-          <w:rFonts w:ascii="Times New Roman" w:hAnsi="Times New Roman" w:cs="Times New Roman"/>
+          <w:rFonts w:cstheme="minorHAnsi"/>
           <w:b/>
           <w:bCs/>
           <w:color w:val="EE0000"/>
@@ -186,7 +186,7 @@
       </w:r>
       <w:r>
         <w:rPr>
-          <w:rFonts w:ascii="Times New Roman" w:hAnsi="Times New Roman" w:cs="Times New Roman"/>
+          <w:rFonts w:cstheme="minorHAnsi"/>
           <w:b/>
           <w:bCs/>
           <w:color w:val="EE0000"/>
@@ -196,7 +196,7 @@
       </w:r>
       <w:r>
         <w:rPr>
-          <w:rFonts w:ascii="Times New Roman" w:hAnsi="Times New Roman" w:cs="Times New Roman"/>
+          <w:rFonts w:cstheme="minorHAnsi"/>
           <w:b/>
           <w:bCs/>
           <w:color w:val="EE0000"/>
@@ -205,7 +205,7 @@
       </w:r>
       <w:r>
         <w:rPr>
-          <w:rFonts w:ascii="Times New Roman" w:hAnsi="Times New Roman" w:cs="Times New Roman"/>
+          <w:rFonts w:cstheme="minorHAnsi"/>
           <w:b/>
           <w:bCs/>
           <w:color w:val="EE0000"/>
@@ -215,7 +215,7 @@
       </w:r>
       <w:r>
         <w:rPr>
-          <w:rFonts w:ascii="Times New Roman" w:hAnsi="Times New Roman" w:cs="Times New Roman"/>
+          <w:rFonts w:cstheme="minorHAnsi"/>
           <w:b/>
           <w:bCs/>
           <w:color w:val="EE0000"/>
@@ -224,7 +224,7 @@
       </w:r>
       <w:r>
         <w:rPr>
-          <w:rFonts w:ascii="Times New Roman" w:hAnsi="Times New Roman" w:cs="Times New Roman"/>
+          <w:rFonts w:cstheme="minorHAnsi"/>
           <w:b/>
           <w:bCs/>
           <w:color w:val="EE0000"/>
@@ -234,7 +234,7 @@
       </w:r>
       <w:r>
         <w:rPr>
-          <w:rFonts w:ascii="Times New Roman" w:hAnsi="Times New Roman" w:cs="Times New Roman"/>
+          <w:rFonts w:cstheme="minorHAnsi"/>
           <w:b/>
           <w:bCs/>
           <w:color w:val="EE0000"/>
@@ -243,7 +243,7 @@
       </w:r>
       <w:r>
         <w:rPr>
-          <w:rFonts w:ascii="Times New Roman" w:hAnsi="Times New Roman" w:cs="Times New Roman"/>
+          <w:rFonts w:cstheme="minorHAnsi"/>
           <w:b/>
           <w:bCs/>
           <w:color w:val="EE0000"/>
@@ -253,7 +253,7 @@
       </w:r>
       <w:r>
         <w:rPr>
-          <w:rFonts w:ascii="Times New Roman" w:hAnsi="Times New Roman" w:cs="Times New Roman"/>
+          <w:rFonts w:cstheme="minorHAnsi"/>
           <w:b/>
           <w:bCs/>
           <w:color w:val="EE0000"/>
@@ -264,14 +264,14 @@
     <w:p>
       <w:pPr>
         <w:rPr>
-          <w:rFonts w:ascii="Times New Roman" w:hAnsi="Times New Roman" w:cs="Times New Roman"/>
-          <w:b/>
-          <w:bCs/>
-        </w:rPr>
-      </w:pPr>
-      <w:r>
-        <w:rPr>
-          <w:rFonts w:ascii="Times New Roman" w:hAnsi="Times New Roman" w:cs="Times New Roman"/>
+          <w:rFonts w:cstheme="minorHAnsi"/>
+          <w:b/>
+          <w:bCs/>
+        </w:rPr>
+      </w:pPr>
+      <w:r>
+        <w:rPr>
+          <w:rFonts w:cstheme="minorHAnsi"/>
           <w:b/>
           <w:bCs/>
         </w:rPr>
@@ -281,14 +281,14 @@
     <w:p>
       <w:pPr>
         <w:rPr>
-          <w:rFonts w:ascii="Times New Roman" w:hAnsi="Times New Roman" w:cs="Times New Roman"/>
-          <w:b/>
-          <w:bCs/>
-        </w:rPr>
-      </w:pPr>
-      <w:r>
-        <w:rPr>
-          <w:rFonts w:ascii="Times New Roman" w:hAnsi="Times New Roman" w:cs="Times New Roman"/>
+          <w:rFonts w:cstheme="minorHAnsi"/>
+          <w:b/>
+          <w:bCs/>
+        </w:rPr>
+      </w:pPr>
+      <w:r>
+        <w:rPr>
+          <w:rFonts w:cstheme="minorHAnsi"/>
           <w:b/>
           <w:bCs/>
         </w:rPr>
@@ -298,14 +298,14 @@
     <w:p>
       <w:pPr>
         <w:rPr>
-          <w:rFonts w:ascii="Times New Roman" w:hAnsi="Times New Roman" w:cs="Times New Roman"/>
-          <w:b/>
-          <w:bCs/>
-        </w:rPr>
-      </w:pPr>
-      <w:r>
-        <w:rPr>
-          <w:rFonts w:ascii="Times New Roman" w:hAnsi="Times New Roman" w:cs="Times New Roman"/>
+          <w:rFonts w:cstheme="minorHAnsi"/>
+          <w:b/>
+          <w:bCs/>
+        </w:rPr>
+      </w:pPr>
+      <w:r>
+        <w:rPr>
+          <w:rFonts w:cstheme="minorHAnsi"/>
           <w:b/>
           <w:bCs/>
         </w:rPr>
@@ -315,14 +315,14 @@
     <w:p>
       <w:pPr>
         <w:rPr>
-          <w:rFonts w:ascii="Times New Roman" w:hAnsi="Times New Roman" w:cs="Times New Roman"/>
-          <w:b/>
-          <w:bCs/>
-        </w:rPr>
-      </w:pPr>
-      <w:r>
-        <w:rPr>
-          <w:rFonts w:ascii="Times New Roman" w:hAnsi="Times New Roman" w:cs="Times New Roman"/>
+          <w:rFonts w:cstheme="minorHAnsi"/>
+          <w:b/>
+          <w:bCs/>
+        </w:rPr>
+      </w:pPr>
+      <w:r>
+        <w:rPr>
+          <w:rFonts w:cstheme="minorHAnsi"/>
           <w:b/>
           <w:bCs/>
         </w:rPr>
@@ -332,14 +332,14 @@
     <w:p>
       <w:pPr>
         <w:rPr>
-          <w:rFonts w:ascii="Times New Roman" w:hAnsi="Times New Roman" w:cs="Times New Roman"/>
-          <w:b/>
-          <w:bCs/>
-        </w:rPr>
-      </w:pPr>
-      <w:r>
-        <w:rPr>
-          <w:rFonts w:ascii="Times New Roman" w:hAnsi="Times New Roman" w:cs="Times New Roman"/>
+          <w:rFonts w:cstheme="minorHAnsi"/>
+          <w:b/>
+          <w:bCs/>
+        </w:rPr>
+      </w:pPr>
+      <w:r>
+        <w:rPr>
+          <w:rFonts w:cstheme="minorHAnsi"/>
           <w:b/>
           <w:bCs/>
         </w:rPr>
@@ -349,14 +349,14 @@
     <w:p>
       <w:pPr>
         <w:rPr>
-          <w:rFonts w:ascii="Times New Roman" w:hAnsi="Times New Roman" w:cs="Times New Roman"/>
-          <w:b/>
-          <w:bCs/>
-        </w:rPr>
-      </w:pPr>
-      <w:r>
-        <w:rPr>
-          <w:rFonts w:ascii="Times New Roman" w:hAnsi="Times New Roman" w:cs="Times New Roman"/>
+          <w:rFonts w:cstheme="minorHAnsi"/>
+          <w:b/>
+          <w:bCs/>
+        </w:rPr>
+      </w:pPr>
+      <w:r>
+        <w:rPr>
+          <w:rFonts w:cstheme="minorHAnsi"/>
           <w:b/>
           <w:bCs/>
         </w:rPr>
@@ -366,14 +366,14 @@
     <w:p>
       <w:pPr>
         <w:rPr>
-          <w:rFonts w:ascii="Times New Roman" w:hAnsi="Times New Roman" w:cs="Times New Roman"/>
-          <w:b/>
-          <w:bCs/>
-        </w:rPr>
-      </w:pPr>
-      <w:r>
-        <w:rPr>
-          <w:rFonts w:ascii="Times New Roman" w:hAnsi="Times New Roman" w:cs="Times New Roman"/>
+          <w:rFonts w:cstheme="minorHAnsi"/>
+          <w:b/>
+          <w:bCs/>
+        </w:rPr>
+      </w:pPr>
+      <w:r>
+        <w:rPr>
+          <w:rFonts w:cstheme="minorHAnsi"/>
           <w:b/>
           <w:bCs/>
         </w:rPr>
@@ -383,14 +383,14 @@
     <w:p>
       <w:pPr>
         <w:rPr>
-          <w:rFonts w:ascii="Times New Roman" w:hAnsi="Times New Roman" w:cs="Times New Roman"/>
-          <w:b/>
-          <w:bCs/>
-        </w:rPr>
-      </w:pPr>
-      <w:r>
-        <w:rPr>
-          <w:rFonts w:ascii="Times New Roman" w:hAnsi="Times New Roman" w:cs="Times New Roman"/>
+          <w:rFonts w:cstheme="minorHAnsi"/>
+          <w:b/>
+          <w:bCs/>
+        </w:rPr>
+      </w:pPr>
+      <w:r>
+        <w:rPr>
+          <w:rFonts w:cstheme="minorHAnsi"/>
           <w:b/>
           <w:bCs/>
         </w:rPr>
@@ -400,14 +400,14 @@
     <w:p>
       <w:pPr>
         <w:rPr>
-          <w:rFonts w:ascii="Times New Roman" w:hAnsi="Times New Roman" w:cs="Times New Roman"/>
-          <w:b/>
-          <w:bCs/>
-        </w:rPr>
-      </w:pPr>
-      <w:r>
-        <w:rPr>
-          <w:rFonts w:ascii="Times New Roman" w:hAnsi="Times New Roman" w:cs="Times New Roman"/>
+          <w:rFonts w:cstheme="minorHAnsi"/>
+          <w:b/>
+          <w:bCs/>
+        </w:rPr>
+      </w:pPr>
+      <w:r>
+        <w:rPr>
+          <w:rFonts w:cstheme="minorHAnsi"/>
           <w:b/>
           <w:bCs/>
         </w:rPr>
@@ -417,14 +417,14 @@
     <w:p>
       <w:pPr>
         <w:rPr>
-          <w:rFonts w:ascii="Times New Roman" w:hAnsi="Times New Roman" w:cs="Times New Roman"/>
-          <w:b/>
-          <w:bCs/>
-        </w:rPr>
-      </w:pPr>
-      <w:r>
-        <w:rPr>
-          <w:rFonts w:ascii="Times New Roman" w:hAnsi="Times New Roman" w:cs="Times New Roman"/>
+          <w:rFonts w:cstheme="minorHAnsi"/>
+          <w:b/>
+          <w:bCs/>
+        </w:rPr>
+      </w:pPr>
+      <w:r>
+        <w:rPr>
+          <w:rFonts w:cstheme="minorHAnsi"/>
           <w:b/>
           <w:bCs/>
         </w:rPr>
@@ -434,14 +434,14 @@
     <w:p>
       <w:pPr>
         <w:rPr>
-          <w:rFonts w:ascii="Times New Roman" w:hAnsi="Times New Roman" w:cs="Times New Roman"/>
-          <w:b/>
-          <w:bCs/>
-        </w:rPr>
-      </w:pPr>
-      <w:r>
-        <w:rPr>
-          <w:rFonts w:ascii="Times New Roman" w:hAnsi="Times New Roman" w:cs="Times New Roman"/>
+          <w:rFonts w:cstheme="minorHAnsi"/>
+          <w:b/>
+          <w:bCs/>
+        </w:rPr>
+      </w:pPr>
+      <w:r>
+        <w:rPr>
+          <w:rFonts w:cstheme="minorHAnsi"/>
           <w:b/>
           <w:bCs/>
         </w:rPr>
@@ -451,14 +451,14 @@
     <w:p>
       <w:pPr>
         <w:rPr>
-          <w:rFonts w:ascii="Times New Roman" w:hAnsi="Times New Roman" w:cs="Times New Roman"/>
-          <w:b/>
-          <w:bCs/>
-        </w:rPr>
-      </w:pPr>
-      <w:r>
-        <w:rPr>
-          <w:rFonts w:ascii="Times New Roman" w:hAnsi="Times New Roman" w:cs="Times New Roman"/>
+          <w:rFonts w:cstheme="minorHAnsi"/>
+          <w:b/>
+          <w:bCs/>
+        </w:rPr>
+      </w:pPr>
+      <w:r>
+        <w:rPr>
+          <w:rFonts w:cstheme="minorHAnsi"/>
           <w:b/>
           <w:bCs/>
         </w:rPr>
@@ -468,14 +468,14 @@
     <w:p>
       <w:pPr>
         <w:rPr>
-          <w:rFonts w:ascii="Times New Roman" w:hAnsi="Times New Roman" w:cs="Times New Roman"/>
-          <w:b/>
-          <w:bCs/>
-        </w:rPr>
-      </w:pPr>
-      <w:r>
-        <w:rPr>
-          <w:rFonts w:ascii="Times New Roman" w:hAnsi="Times New Roman" w:cs="Times New Roman"/>
+          <w:rFonts w:cstheme="minorHAnsi"/>
+          <w:b/>
+          <w:bCs/>
+        </w:rPr>
+      </w:pPr>
+      <w:r>
+        <w:rPr>
+          <w:rFonts w:cstheme="minorHAnsi"/>
           <w:b/>
           <w:bCs/>
         </w:rPr>
@@ -485,14 +485,14 @@
     <w:p>
       <w:pPr>
         <w:rPr>
-          <w:rFonts w:ascii="Times New Roman" w:hAnsi="Times New Roman" w:cs="Times New Roman"/>
-          <w:b/>
-          <w:bCs/>
-        </w:rPr>
-      </w:pPr>
-      <w:r>
-        <w:rPr>
-          <w:rFonts w:ascii="Times New Roman" w:hAnsi="Times New Roman" w:cs="Times New Roman"/>
+          <w:rFonts w:cstheme="minorHAnsi"/>
+          <w:b/>
+          <w:bCs/>
+        </w:rPr>
+      </w:pPr>
+      <w:r>
+        <w:rPr>
+          <w:rFonts w:cstheme="minorHAnsi"/>
           <w:b/>
           <w:bCs/>
         </w:rPr>
@@ -502,14 +502,14 @@
     <w:p>
       <w:pPr>
         <w:rPr>
-          <w:rFonts w:ascii="Times New Roman" w:hAnsi="Times New Roman" w:cs="Times New Roman"/>
-          <w:b/>
-          <w:bCs/>
-        </w:rPr>
-      </w:pPr>
-      <w:r>
-        <w:rPr>
-          <w:rFonts w:ascii="Times New Roman" w:hAnsi="Times New Roman" w:cs="Times New Roman"/>
+          <w:rFonts w:cstheme="minorHAnsi"/>
+          <w:b/>
+          <w:bCs/>
+        </w:rPr>
+      </w:pPr>
+      <w:r>
+        <w:rPr>
+          <w:rFonts w:cstheme="minorHAnsi"/>
           <w:b/>
           <w:bCs/>
         </w:rPr>
@@ -519,14 +519,14 @@
     <w:p>
       <w:pPr>
         <w:rPr>
-          <w:rFonts w:ascii="Times New Roman" w:hAnsi="Times New Roman" w:cs="Times New Roman"/>
-          <w:b/>
-          <w:bCs/>
-        </w:rPr>
-      </w:pPr>
-      <w:r>
-        <w:rPr>
-          <w:rFonts w:ascii="Times New Roman" w:hAnsi="Times New Roman" w:cs="Times New Roman"/>
+          <w:rFonts w:cstheme="minorHAnsi"/>
+          <w:b/>
+          <w:bCs/>
+        </w:rPr>
+      </w:pPr>
+      <w:r>
+        <w:rPr>
+          <w:rFonts w:cstheme="minorHAnsi"/>
           <w:b/>
           <w:bCs/>
         </w:rPr>
@@ -536,14 +536,14 @@
     <w:p>
       <w:pPr>
         <w:rPr>
-          <w:rFonts w:ascii="Times New Roman" w:hAnsi="Times New Roman" w:cs="Times New Roman"/>
-          <w:b/>
-          <w:bCs/>
-        </w:rPr>
-      </w:pPr>
-      <w:r>
-        <w:rPr>
-          <w:rFonts w:ascii="Times New Roman" w:hAnsi="Times New Roman" w:cs="Times New Roman"/>
+          <w:rFonts w:cstheme="minorHAnsi"/>
+          <w:b/>
+          <w:bCs/>
+        </w:rPr>
+      </w:pPr>
+      <w:r>
+        <w:rPr>
+          <w:rFonts w:cstheme="minorHAnsi"/>
           <w:b/>
           <w:bCs/>
         </w:rPr>
@@ -553,14 +553,14 @@
     <w:p>
       <w:pPr>
         <w:rPr>
-          <w:rFonts w:ascii="Times New Roman" w:hAnsi="Times New Roman" w:cs="Times New Roman"/>
-          <w:b/>
-          <w:bCs/>
-        </w:rPr>
-      </w:pPr>
-      <w:r>
-        <w:rPr>
-          <w:rFonts w:ascii="Times New Roman" w:hAnsi="Times New Roman" w:cs="Times New Roman"/>
+          <w:rFonts w:cstheme="minorHAnsi"/>
+          <w:b/>
+          <w:bCs/>
+        </w:rPr>
+      </w:pPr>
+      <w:r>
+        <w:rPr>
+          <w:rFonts w:cstheme="minorHAnsi"/>
           <w:b/>
           <w:bCs/>
         </w:rPr>
@@ -569,110 +569,257 @@
       </w:r>
     </w:p>
     <w:p>
-      <w:r>
+      <w:pPr>
+        <w:rPr>
+          <w:rFonts w:cstheme="minorHAnsi"/>
+        </w:rPr>
+      </w:pPr>
+      <w:r>
+        <w:rPr>
+          <w:rFonts w:cstheme="minorHAnsi"/>
+        </w:rPr>
         <w:t>class Solution {</w:t>
       </w:r>
     </w:p>
     <w:p>
-      <w:r>
+      <w:pPr>
+        <w:rPr>
+          <w:rFonts w:cstheme="minorHAnsi"/>
+        </w:rPr>
+      </w:pPr>
+      <w:r>
+        <w:rPr>
+          <w:rFonts w:cstheme="minorHAnsi"/>
+        </w:rPr>
         <w:t>    public int myAtoi(String s) {</w:t>
       </w:r>
     </w:p>
     <w:p>
-      <w:r>
+      <w:pPr>
+        <w:rPr>
+          <w:rFonts w:cstheme="minorHAnsi"/>
+        </w:rPr>
+      </w:pPr>
+      <w:r>
+        <w:rPr>
+          <w:rFonts w:cstheme="minorHAnsi"/>
+        </w:rPr>
         <w:t>        s = s.trim();</w:t>
       </w:r>
     </w:p>
     <w:p>
-      <w:r>
+      <w:pPr>
+        <w:rPr>
+          <w:rFonts w:cstheme="minorHAnsi"/>
+        </w:rPr>
+      </w:pPr>
+      <w:r>
+        <w:rPr>
+          <w:rFonts w:cstheme="minorHAnsi"/>
+        </w:rPr>
         <w:t>        int l = s.length();</w:t>
       </w:r>
     </w:p>
     <w:p>
-      <w:r>
+      <w:pPr>
+        <w:rPr>
+          <w:rFonts w:cstheme="minorHAnsi"/>
+        </w:rPr>
+      </w:pPr>
+      <w:r>
+        <w:rPr>
+          <w:rFonts w:cstheme="minorHAnsi"/>
+        </w:rPr>
         <w:t>        if(s.isEmpty())</w:t>
       </w:r>
     </w:p>
     <w:p>
-      <w:r>
+      <w:pPr>
+        <w:rPr>
+          <w:rFonts w:cstheme="minorHAnsi"/>
+        </w:rPr>
+      </w:pPr>
+      <w:r>
+        <w:rPr>
+          <w:rFonts w:cstheme="minorHAnsi"/>
+        </w:rPr>
         <w:t>            return 0;</w:t>
       </w:r>
     </w:p>
     <w:p>
-      <w:r>
+      <w:pPr>
+        <w:rPr>
+          <w:rFonts w:cstheme="minorHAnsi"/>
+        </w:rPr>
+      </w:pPr>
+      <w:r>
+        <w:rPr>
+          <w:rFonts w:cstheme="minorHAnsi"/>
+        </w:rPr>
         <w:t>        int sign = 1;</w:t>
       </w:r>
     </w:p>
     <w:p>
-      <w:r>
+      <w:pPr>
+        <w:rPr>
+          <w:rFonts w:cstheme="minorHAnsi"/>
+        </w:rPr>
+      </w:pPr>
+      <w:r>
+        <w:rPr>
+          <w:rFonts w:cstheme="minorHAnsi"/>
+        </w:rPr>
         <w:t>        int i = 0 ;</w:t>
       </w:r>
     </w:p>
     <w:p>
-      <w:r>
+      <w:pPr>
+        <w:rPr>
+          <w:rFonts w:cstheme="minorHAnsi"/>
+        </w:rPr>
+      </w:pPr>
+      <w:r>
+        <w:rPr>
+          <w:rFonts w:cstheme="minorHAnsi"/>
+        </w:rPr>
         <w:t>        if(s.charAt(0)=='-' || s.charAt(0) =='+')</w:t>
       </w:r>
     </w:p>
     <w:p>
-      <w:r>
+      <w:pPr>
+        <w:rPr>
+          <w:rFonts w:cstheme="minorHAnsi"/>
+        </w:rPr>
+      </w:pPr>
+      <w:r>
+        <w:rPr>
+          <w:rFonts w:cstheme="minorHAnsi"/>
+        </w:rPr>
         <w:t>        {</w:t>
       </w:r>
     </w:p>
     <w:p>
-      <w:r>
+      <w:pPr>
+        <w:rPr>
+          <w:rFonts w:cstheme="minorHAnsi"/>
+        </w:rPr>
+      </w:pPr>
+      <w:r>
+        <w:rPr>
+          <w:rFonts w:cstheme="minorHAnsi"/>
+        </w:rPr>
         <w:t>            if(s.charAt(0)=='-')</w:t>
       </w:r>
     </w:p>
     <w:p>
-      <w:r>
+      <w:pPr>
+        <w:rPr>
+          <w:rFonts w:cstheme="minorHAnsi"/>
+        </w:rPr>
+      </w:pPr>
+      <w:r>
+        <w:rPr>
+          <w:rFonts w:cstheme="minorHAnsi"/>
+        </w:rPr>
         <w:t>            sign =-1;</w:t>
       </w:r>
     </w:p>
     <w:p>
-      <w:r>
+      <w:pPr>
+        <w:rPr>
+          <w:rFonts w:cstheme="minorHAnsi"/>
+        </w:rPr>
+      </w:pPr>
+      <w:r>
+        <w:rPr>
+          <w:rFonts w:cstheme="minorHAnsi"/>
+        </w:rPr>
         <w:t>            i++;//careful</w:t>
       </w:r>
     </w:p>
     <w:p>
-      <w:r>
+      <w:pPr>
+        <w:rPr>
+          <w:rFonts w:cstheme="minorHAnsi"/>
+        </w:rPr>
+      </w:pPr>
+      <w:r>
+        <w:rPr>
+          <w:rFonts w:cstheme="minorHAnsi"/>
+        </w:rPr>
         <w:t>        }  </w:t>
       </w:r>
     </w:p>
     <w:p>
-      <w:r>
+      <w:pPr>
+        <w:rPr>
+          <w:rFonts w:cstheme="minorHAnsi"/>
+        </w:rPr>
+      </w:pPr>
+      <w:r>
+        <w:rPr>
+          <w:rFonts w:cstheme="minorHAnsi"/>
+        </w:rPr>
         <w:t>        int res = 0;</w:t>
       </w:r>
     </w:p>
     <w:p>
-      <w:r>
+      <w:pPr>
+        <w:rPr>
+          <w:rFonts w:cstheme="minorHAnsi"/>
+        </w:rPr>
+      </w:pPr>
+      <w:r>
+        <w:rPr>
+          <w:rFonts w:cstheme="minorHAnsi"/>
+        </w:rPr>
         <w:t>        while(i&lt;l &amp;&amp; s.charAt(i)&gt;='0' &amp;&amp; s.charAt(i)&lt;='9'){</w:t>
       </w:r>
     </w:p>
     <w:p>
-      <w:r>
+      <w:pPr>
+        <w:rPr>
+          <w:rFonts w:cstheme="minorHAnsi"/>
+        </w:rPr>
+      </w:pPr>
+      <w:r>
+        <w:rPr>
+          <w:rFonts w:cstheme="minorHAnsi"/>
+        </w:rPr>
         <w:t>            int digit = s.charAt(i) - '0';</w:t>
       </w:r>
     </w:p>
     <w:p>
-      <w:r>
-        <w:rPr>
+      <w:pPr>
+        <w:rPr>
+          <w:rFonts w:cstheme="minorHAnsi"/>
+        </w:rPr>
+      </w:pPr>
+      <w:r>
+        <w:rPr>
+          <w:rFonts w:cstheme="minorHAnsi"/>
           <w:color w:val="EE0000"/>
         </w:rPr>
         <w:t xml:space="preserve">        if (res &gt; (Integer.MAX_VALUE - digit) / 10) </w:t>
       </w:r>
       <w:r>
+        <w:rPr>
+          <w:rFonts w:cstheme="minorHAnsi"/>
+        </w:rPr>
         <w:t>//or use long and check extra 8 bytes</w:t>
       </w:r>
     </w:p>
     <w:p>
       <w:pPr>
         <w:rPr>
-          <w:b/>
-          <w:bCs/>
-        </w:rPr>
-      </w:pPr>
-      <w:r>
-        <w:rPr>
+          <w:rFonts w:cstheme="minorHAnsi"/>
+          <w:b/>
+          <w:bCs/>
+        </w:rPr>
+      </w:pPr>
+      <w:r>
+        <w:rPr>
+          <w:rFonts w:cstheme="minorHAnsi"/>
           <w:b/>
           <w:bCs/>
           <w:highlight w:val="yellow"/>
@@ -681,41 +828,103 @@
       </w:r>
     </w:p>
     <w:p>
-      <w:r>
+      <w:pPr>
+        <w:rPr>
+          <w:rFonts w:cstheme="minorHAnsi"/>
+        </w:rPr>
+      </w:pPr>
+      <w:r>
+        <w:rPr>
+          <w:rFonts w:cstheme="minorHAnsi"/>
+        </w:rPr>
         <w:t>                return sign == 1 ? Integer.MAX_VALUE : Integer.MIN_VALUE;</w:t>
       </w:r>
     </w:p>
     <w:p>
-      <w:r>
+      <w:pPr>
+        <w:rPr>
+          <w:rFonts w:cstheme="minorHAnsi"/>
+        </w:rPr>
+      </w:pPr>
+      <w:r>
+        <w:rPr>
+          <w:rFonts w:cstheme="minorHAnsi"/>
+        </w:rPr>
         <w:t>            res = res * 10 + digit;</w:t>
       </w:r>
     </w:p>
     <w:p>
-      <w:r>
+      <w:pPr>
+        <w:rPr>
+          <w:rFonts w:cstheme="minorHAnsi"/>
+        </w:rPr>
+      </w:pPr>
+      <w:r>
+        <w:rPr>
+          <w:rFonts w:cstheme="minorHAnsi"/>
+        </w:rPr>
         <w:t>            i++;</w:t>
       </w:r>
     </w:p>
     <w:p>
-      <w:r>
+      <w:pPr>
+        <w:rPr>
+          <w:rFonts w:cstheme="minorHAnsi"/>
+        </w:rPr>
+      </w:pPr>
+      <w:r>
+        <w:rPr>
+          <w:rFonts w:cstheme="minorHAnsi"/>
+        </w:rPr>
         <w:t>        }</w:t>
       </w:r>
     </w:p>
     <w:p>
-      <w:r>
+      <w:pPr>
+        <w:rPr>
+          <w:rFonts w:cstheme="minorHAnsi"/>
+        </w:rPr>
+      </w:pPr>
+      <w:r>
+        <w:rPr>
+          <w:rFonts w:cstheme="minorHAnsi"/>
+        </w:rPr>
         <w:t>        return sign*res;</w:t>
       </w:r>
     </w:p>
     <w:p>
-      <w:r>
+      <w:pPr>
+        <w:rPr>
+          <w:rFonts w:cstheme="minorHAnsi"/>
+        </w:rPr>
+      </w:pPr>
+      <w:r>
+        <w:rPr>
+          <w:rFonts w:cstheme="minorHAnsi"/>
+        </w:rPr>
         <w:t>    }</w:t>
       </w:r>
     </w:p>
     <w:p>
-      <w:r>
+      <w:pPr>
+        <w:rPr>
+          <w:rFonts w:cstheme="minorHAnsi"/>
+        </w:rPr>
+      </w:pPr>
+      <w:r>
+        <w:rPr>
+          <w:rFonts w:cstheme="minorHAnsi"/>
+        </w:rPr>
         <w:t>}</w:t>
       </w:r>
     </w:p>
-    <w:p/>
+    <w:p>
+      <w:pPr>
+        <w:rPr>
+          <w:rFonts w:cstheme="minorHAnsi"/>
+        </w:rPr>
+      </w:pPr>
+    </w:p>
     <w:sectPr>
       <w:pgSz w:w="11906" w:h="16838"/>
       <w:pgMar w:top="1440" w:right="1440" w:bottom="1440" w:left="1440" w:header="708" w:footer="708" w:gutter="0"/>
@@ -1453,6 +1662,7 @@
   <w:style w:type="character" w:default="1" w:styleId="DefaultParagraphFont">
     <w:name w:val="Default Paragraph Font"/>
     <w:uiPriority w:val="1"/>
+    <w:semiHidden/>
     <w:unhideWhenUsed/>
   </w:style>
   <w:style w:type="table" w:default="1" w:styleId="TableNormal">
